--- a/public/Devin_Dodd_Resume.docx
+++ b/public/Devin_Dodd_Resume.docx
@@ -12,7 +12,7 @@
     </w:p>
     <w:p>
       <w:r>
-        <w:t>Orlando, FL | (321) 274-5775 | dodd623@gmail.com | GitHub | LinkedIn</w:t>
+        <w:t>Orlando, FL | (321) 274-5775 | dodd623@gmail.com | https://github.com/dodd623/ | linkedin.com/in/devindodd/</w:t>
       </w:r>
     </w:p>
     <w:p>
@@ -77,17 +77,13 @@
         <w:br/>
         <w:t>• Built an AI-powered transcription platform that transforms spoken audio into structured, usable text through an end-to-end processing pipeline</w:t>
         <w:br/>
-        <w:t>• Implemented speech-to-text processing with the Whisper medium model, emphasizing stronger transcription quality and more reliable output for real-world use</w:t>
+        <w:t>• Implemented speech-to-text processing with the Whisper medium model, emphasizing stronger transcription quality and more reliable output</w:t>
         <w:br/>
-        <w:t>• Designed workflows for audio ingestion, preprocessing, transcription generation, and formatted output to support repeatable and maintainable content processing</w:t>
+        <w:t>• Designed workflows for audio ingestion, preprocessing, transcription generation, and formatted output</w:t>
         <w:br/>
-        <w:t>• Framed transcription as one layer of a broader intelligent system, focusing on improving how audio-based content can be organized, refined, and reused</w:t>
+        <w:t>• Focused on improving how audio-based content can be organized, refined, and reused</w:t>
         <w:br/>
-        <w:t>• Evaluated model-size and quality tradeoffs and upgraded the system’s transcription backbone to better support long-term performance goals</w:t>
-        <w:br/>
-        <w:t>• Built the platform with future expansion in mind, including summarization, transcript cleanup, categorization, searchable archives, and workflow automation features</w:t>
-        <w:br/>
-        <w:t>• Developing LucidScript toward a more complete user-facing application, with plans for interface design, deployment, and scalable content tooling</w:t>
+        <w:t>• Built with future expansion in mind, including summarization, categorization, and workflow automation features</w:t>
       </w:r>
     </w:p>
     <w:p>
@@ -104,44 +100,32 @@
         <w:br/>
         <w:t>May 2025 – Present</w:t>
         <w:br/>
-        <w:t>• Document and report incidents using internal digital systems in a high-volume operational environment</w:t>
+        <w:t>• Document and report incidents using internal digital systems in a high-volume environment</w:t>
         <w:br/>
-        <w:t>• Communicate system-related and operational issues across multiple departments in real time</w:t>
-        <w:br/>
-        <w:t>• Maintain awareness of digital and physical systems while supporting safety, compliance, and incident accuracy</w:t>
+        <w:t>• Communicate system-related issues across multiple departments in real time</w:t>
         <w:br/>
         <w:br/>
         <w:t>IT &amp; Operations Manager — Framily Support Network</w:t>
         <w:br/>
         <w:t>Feb 2024 – Present</w:t>
         <w:br/>
-        <w:t>• Lead selection and coordination of IT services and support implementation of digital systems</w:t>
+        <w:t>• Led IT system coordination and improved internal workflows</w:t>
         <w:br/>
-        <w:t>• Develop improved workflows for fundraising, grant processing, internal communication, and reporting</w:t>
-        <w:br/>
-        <w:t>• Analyze budgets and system usage to identify efficiency opportunities and support operational decision-making</w:t>
-        <w:br/>
-        <w:t>• Create internal documentation to standardize processes and improve team usability</w:t>
+        <w:t>• Analyzed systems and budgets to improve efficiency</w:t>
         <w:br/>
         <w:br/>
         <w:t>Night Auditor — Maritime Beach Club</w:t>
         <w:br/>
         <w:t>Nov 2019 – Jan 2021</w:t>
         <w:br/>
-        <w:t>• Managed financial reporting systems and nightly reconciliation processes with strong attention to accuracy</w:t>
-        <w:br/>
-        <w:t>• Maintained operational logs and monitored alert-based systems tied to property operations</w:t>
+        <w:t>• Managed financial reporting systems and reconciliation</w:t>
         <w:br/>
         <w:br/>
         <w:t>Correctional Technician — The Transition House, Inc.</w:t>
         <w:br/>
         <w:t>Sept 2015 – Nov 2019</w:t>
         <w:br/>
-        <w:t>• Maintained digital and manual logging workflows used to track activity for 150+ individuals</w:t>
-        <w:br/>
-        <w:t>• Supported reporting accuracy, compliance, and operational coordination across teams</w:t>
-        <w:br/>
-        <w:t>• Supervised daily processes while ensuring documentation standards and safety procedures were followed</w:t>
+        <w:t>• Maintained digital logging systems and ensured compliance</w:t>
       </w:r>
     </w:p>
     <w:sectPr>
